--- a/작업일지/35주차.docx
+++ b/작업일지/35주차.docx
@@ -447,7 +447,7 @@
                 <w:u w:val="single"/>
               </w:rPr>
             </w:pPr>
-            <w:hyperlink r:id="rId9" w:tooltip="플레이어 부활(Resurrect) 시스템 서버/클라 구현&#10;&#10;플레이어 사망 시 5초 후 자동 부활하는 시스템을 서버와 클라이언트에 추가했습니다.&#10;부활 패킷(S2C_P_PLAYER_RESURRECT) 정의 및 핸들러를 구현하여, 부활 시 HP/위치/회전값이 모든 클라이언트에 동기화됩니다.&#10;공격 처리 시 사망 판정 및 부활 예약 로직을 추가했으며, 기존 HandleAttack 함수는 미사용 처리했습니다.&#10;스테이지 스폰 위치와 HP UI 갱신 코드도 일부 정리되었습니다." w:history="1">
+            <w:hyperlink r:id="rId9" w:tooltip="플레이어 부활(Resurrect) 시스템 서버/클라 구현&#10;&#10;플레이어 사망 시 5초 후 자동 부활하는 시스템을 서버와 클라이언트에 추가했습니다.&#10;부활 패킷(S2C_P_PLAYER_RESURRECT) 정의 및 핸들러를 구현하여, 부활 시 HP/위치/회전값이 모든 클라이언트에 동기화됩니다.&#10;공격 처리 시 사망 판정 및 부활 예약 로직을 추가했으며, 기존 HandleAttack 함수는 미사용 처리했습니다.&#10;스테이지 스폰 위치와 HP UI 갱신 코드도 일부 정리되었습니다" w:history="1">
               <w:r>
                 <w:rPr>
                   <w:rStyle w:val="a6"/>
@@ -468,7 +468,7 @@
                 <w:u w:val="single"/>
               </w:rPr>
             </w:pPr>
-            <w:hyperlink r:id="rId10" w:tooltip="플레이어 죽었을때 쫒던 NPC 그만쫒게 변경 + 클라이언트 중력 비활성화해서 Server의 스태틱 메쉬 밟고 다닐수 있게 변경&#10;&#10;클라이언트 중력 비활성화 및 서버 NPC 타겟 초기화&#10;&#10;클라이언트에서 플레이어의 중력 및 접지 판정 코드를 임시로 주석 처리하여 비활성화했습니다.&#10;서버에서는 마지막 플레이어 퇴장 시 모든 NPC의 AI 상태와 타겟 정보를 초기화하고, 플레이어 사망 시 해당 플레이어를 타겟으로 삼던 NPC들이 타겟을 잃도록 처리했습니다.&#10;또한, S2C_P_PLAYER_RESURRECT 패킷 핸들러를 등록하여 부활 패킷을 처리할 수 있게 했으며, Actor/Player 클래스의 상태(State) 처리 인터페이스를 명확히 했습니다.&#10;불필요한 로그 메시지도 정리했습니다." w:history="1">
+            <w:hyperlink r:id="rId10" w:tooltip="플레이어 죽었을때 쫒던 NPC 그만쫒게 변경 + 클라이언트 중력 비활성화해서 Server의 스태틱 메쉬 밟고 다닐수 있게 변경&#10;&#10;클라이언트 중력 비활성화 및 서버 NPC 타겟 초기화&#10;&#10;클라이언트에서 플레이어의 중력 및 접지 판정 코드를 임시로 주석 처리하여 비활성화했습니다.&#10;서버에서는 마지막 플레이어 퇴장 시 모든 NPC의 AI 상태와 타겟 정보를 초기화하고, 플레이어 사망 시 해당 플레이어를 타겟으로 삼던 NPC들이 타겟을 잃도록 처리했습니다.&#10;또한, S2C_" w:history="1">
               <w:r>
                 <w:rPr>
                   <w:rStyle w:val="a6"/>
@@ -483,12 +483,49 @@
           <w:p>
             <w:pPr>
               <w:rPr>
-                <w:rFonts w:ascii="맑은 고딕" w:eastAsia="맑은 고딕" w:hAnsi="맑은 고딕" w:hint="eastAsia"/>
+                <w:rFonts w:ascii="맑은 고딕" w:eastAsia="맑은 고딕" w:hAnsi="맑은 고딕"/>
                 <w:b/>
                 <w:bCs/>
                 <w:u w:val="single"/>
               </w:rPr>
             </w:pPr>
+            <w:r>
+              <w:rPr>
+                <w:rFonts w:ascii="맑은 고딕" w:eastAsia="맑은 고딕" w:hAnsi="맑은 고딕" w:hint="eastAsia"/>
+                <w:b/>
+                <w:bCs/>
+                <w:u w:val="single"/>
+              </w:rPr>
+              <w:t>텍셀 스니핑 적용</w:t>
+            </w:r>
+            <w:r>
+              <w:rPr>
+                <w:rFonts w:ascii="맑은 고딕" w:eastAsia="맑은 고딕" w:hAnsi="맑은 고딕" w:hint="eastAsia"/>
+                <w:b/>
+                <w:bCs/>
+                <w:u w:val="single"/>
+              </w:rPr>
+              <w:t xml:space="preserve"> 및 cascade 크기 변경, 그림자 해상도 증가</w:t>
+            </w:r>
+          </w:p>
+          <w:p>
+            <w:pPr>
+              <w:rPr>
+                <w:rFonts w:ascii="맑은 고딕" w:eastAsia="맑은 고딕" w:hAnsi="맑은 고딕" w:hint="eastAsia"/>
+                <w:b/>
+                <w:bCs/>
+                <w:u w:val="single"/>
+              </w:rPr>
+            </w:pPr>
+            <w:r>
+              <w:rPr>
+                <w:rFonts w:ascii="맑은 고딕" w:eastAsia="맑은 고딕" w:hAnsi="맑은 고딕" w:hint="eastAsia"/>
+                <w:b/>
+                <w:bCs/>
+                <w:u w:val="single"/>
+              </w:rPr>
+              <w:t>Title scene UI 새로 제작</w:t>
+            </w:r>
           </w:p>
         </w:tc>
       </w:tr>
@@ -548,7 +585,6 @@
       <w:pPr>
         <w:jc w:val="left"/>
         <w:rPr>
-          <w:rFonts w:hint="eastAsia"/>
           <w:b/>
           <w:sz w:val="22"/>
         </w:rPr>
@@ -592,7 +628,6 @@
       <w:pPr>
         <w:jc w:val="left"/>
         <w:rPr>
-          <w:rFonts w:hint="eastAsia"/>
           <w:b/>
           <w:sz w:val="22"/>
         </w:rPr>
@@ -608,8 +643,564 @@
     </w:p>
     <w:p>
       <w:pPr>
-        <w:jc w:val="left"/>
-        <w:rPr>
+        <w:widowControl/>
+        <w:wordWrap/>
+        <w:autoSpaceDE/>
+        <w:autoSpaceDN/>
+        <w:rPr>
+          <w:b/>
+          <w:sz w:val="22"/>
+        </w:rPr>
+      </w:pPr>
+      <w:r>
+        <w:rPr>
+          <w:b/>
+          <w:sz w:val="22"/>
+        </w:rPr>
+        <w:br w:type="page"/>
+      </w:r>
+    </w:p>
+    <w:p>
+      <w:pPr>
+        <w:jc w:val="left"/>
+        <w:rPr>
+          <w:rFonts w:hint="eastAsia"/>
+          <w:b/>
+          <w:sz w:val="22"/>
+        </w:rPr>
+      </w:pPr>
+      <w:r>
+        <w:rPr>
+          <w:rFonts w:hint="eastAsia"/>
+          <w:b/>
+          <w:sz w:val="22"/>
+        </w:rPr>
+        <w:lastRenderedPageBreak/>
+        <w:t>// shadowmanager.cpp</w:t>
+      </w:r>
+    </w:p>
+    <w:p>
+      <w:pPr>
+        <w:jc w:val="left"/>
+        <w:rPr>
+          <w:rFonts w:hint="eastAsia"/>
+          <w:b/>
+          <w:sz w:val="22"/>
+        </w:rPr>
+      </w:pPr>
+      <w:r>
+        <w:rPr>
+          <w:rFonts w:hint="eastAsia"/>
+          <w:b/>
+          <w:sz w:val="22"/>
+        </w:rPr>
+        <w:t xml:space="preserve">// </w:t>
+      </w:r>
+      <w:r>
+        <w:rPr>
+          <w:b/>
+          <w:sz w:val="22"/>
+        </w:rPr>
+        <w:t>…</w:t>
+      </w:r>
+      <w:r>
+        <w:rPr>
+          <w:rFonts w:hint="eastAsia"/>
+          <w:b/>
+          <w:sz w:val="22"/>
+        </w:rPr>
+        <w:t xml:space="preserve"> NDC 좌표로 월드 원점을 변경 및 NDC 공간을 픽셀 단위로 스케일 업</w:t>
+      </w:r>
+    </w:p>
+    <w:p>
+      <w:pPr>
+        <w:jc w:val="left"/>
+        <w:rPr>
+          <w:b/>
+          <w:sz w:val="22"/>
+        </w:rPr>
+      </w:pPr>
+      <w:r>
+        <w:rPr>
+          <w:b/>
+          <w:sz w:val="22"/>
+        </w:rPr>
+        <w:t>// 3. 텍셀 스내핑 (반올림) - 400.2면 400으로 바꾸고 XMVECTOR roundedOrigin = XMVectorRound(shadowOrigin);</w:t>
+      </w:r>
+    </w:p>
+    <w:p>
+      <w:pPr>
+        <w:jc w:val="left"/>
+        <w:rPr>
+          <w:b/>
+          <w:sz w:val="22"/>
+        </w:rPr>
+      </w:pPr>
+      <w:r>
+        <w:rPr>
+          <w:b/>
+          <w:sz w:val="22"/>
+        </w:rPr>
+        <w:t xml:space="preserve"> // 4. 오차 계산 - 0.2라는 오차가 있을 때 XMVECTOR roundOffset = XMVectorSubtract(roundedOrigin, shadowOrigin); </w:t>
+      </w:r>
+    </w:p>
+    <w:p>
+      <w:pPr>
+        <w:jc w:val="left"/>
+        <w:rPr>
+          <w:b/>
+          <w:sz w:val="22"/>
+        </w:rPr>
+      </w:pPr>
+      <w:r>
+        <w:rPr>
+          <w:b/>
+          <w:sz w:val="22"/>
+        </w:rPr>
+        <w:t xml:space="preserve">// 5. 오차를 NDC 스케일로 축소 - 실제 NDC 스케일로 보정 roundOffset = XMVectorScale(roundOffset, 2.0f / shadowMapResolution); </w:t>
+      </w:r>
+    </w:p>
+    <w:p>
+      <w:pPr>
+        <w:jc w:val="left"/>
+        <w:rPr>
+          <w:b/>
+          <w:sz w:val="22"/>
+        </w:rPr>
+      </w:pPr>
+      <w:r>
+        <w:rPr>
+          <w:b/>
+          <w:sz w:val="22"/>
+        </w:rPr>
+        <w:t>// 6. Z와 W축은 0으로 초기화 (X, Y만 보정) - z-fighting 방지 roundOffset = XMVectorSetZ(roundOffset, 0.0f); roundOffset = XMVectorSetW(roundOffset, 0.0f);</w:t>
+      </w:r>
+    </w:p>
+    <w:p>
+      <w:pPr>
+        <w:jc w:val="left"/>
+        <w:rPr>
+          <w:b/>
+          <w:sz w:val="22"/>
+        </w:rPr>
+      </w:pPr>
+      <w:r>
+        <w:rPr>
+          <w:b/>
+          <w:sz w:val="22"/>
+        </w:rPr>
+        <w:t xml:space="preserve"> // 7. 투영 행렬에 오프셋 적용 - 평행이동하는 행렬 만들어 곱하기 </w:t>
+      </w:r>
+    </w:p>
+    <w:p>
+      <w:pPr>
+        <w:jc w:val="left"/>
+        <w:rPr>
+          <w:b/>
+          <w:sz w:val="22"/>
+        </w:rPr>
+      </w:pPr>
+      <w:r>
+        <w:rPr>
+          <w:b/>
+          <w:sz w:val="22"/>
+        </w:rPr>
+        <w:t>XMMATRIX shadowProjOffset = XMMatrixTranslationFromVector(roundOffset); proj = XMMatrixMultiply(proj, shadowProjOffset);</w:t>
+      </w:r>
+    </w:p>
+    <w:p>
+      <w:pPr>
+        <w:jc w:val="left"/>
+        <w:rPr>
+          <w:b/>
+          <w:sz w:val="22"/>
+        </w:rPr>
+      </w:pPr>
+      <w:r>
+        <w:rPr>
+          <w:rFonts w:hint="eastAsia"/>
+          <w:b/>
+          <w:sz w:val="22"/>
+        </w:rPr>
+        <w:t xml:space="preserve">// </w:t>
+      </w:r>
+      <w:r>
+        <w:rPr>
+          <w:b/>
+          <w:sz w:val="22"/>
+        </w:rPr>
+        <w:t>…</w:t>
+      </w:r>
+      <w:r>
+        <w:rPr>
+          <w:rFonts w:hint="eastAsia"/>
+          <w:b/>
+          <w:sz w:val="22"/>
+        </w:rPr>
+        <w:t>. 행렬 저장</w:t>
+      </w:r>
+    </w:p>
+    <w:p>
+      <w:pPr>
+        <w:jc w:val="left"/>
+        <w:rPr>
+          <w:b/>
+          <w:sz w:val="22"/>
+        </w:rPr>
+      </w:pPr>
+    </w:p>
+    <w:p>
+      <w:pPr>
+        <w:jc w:val="left"/>
+        <w:rPr>
+          <w:b/>
+          <w:sz w:val="22"/>
+        </w:rPr>
+      </w:pPr>
+      <w:r>
+        <w:rPr>
+          <w:rFonts w:hint="eastAsia"/>
+          <w:b/>
+          <w:sz w:val="22"/>
+        </w:rPr>
+        <w:t xml:space="preserve">해당 코드를 통해 </w:t>
+      </w:r>
+      <w:r>
+        <w:rPr>
+          <w:rFonts w:hint="eastAsia"/>
+          <w:b/>
+          <w:sz w:val="22"/>
+        </w:rPr>
+        <w:t>shadow swimming 해결</w:t>
+      </w:r>
+    </w:p>
+    <w:p>
+      <w:pPr>
+        <w:jc w:val="left"/>
+        <w:rPr>
+          <w:b/>
+          <w:sz w:val="22"/>
+        </w:rPr>
+      </w:pPr>
+    </w:p>
+    <w:p>
+      <w:pPr>
+        <w:jc w:val="left"/>
+        <w:rPr>
+          <w:b/>
+          <w:sz w:val="22"/>
+        </w:rPr>
+      </w:pPr>
+      <w:r>
+        <w:rPr>
+          <w:b/>
+          <w:sz w:val="22"/>
+        </w:rPr>
+        <w:tab/>
+      </w:r>
+    </w:p>
+    <w:p>
+      <w:pPr>
+        <w:jc w:val="left"/>
+        <w:rPr>
+          <w:b/>
+          <w:sz w:val="22"/>
+        </w:rPr>
+      </w:pPr>
+    </w:p>
+    <w:p>
+      <w:pPr>
+        <w:jc w:val="left"/>
+        <w:rPr>
+          <w:b/>
+          <w:sz w:val="22"/>
+        </w:rPr>
+      </w:pPr>
+    </w:p>
+    <w:p>
+      <w:pPr>
+        <w:jc w:val="left"/>
+        <w:rPr>
+          <w:b/>
+          <w:sz w:val="22"/>
+        </w:rPr>
+      </w:pPr>
+    </w:p>
+    <w:p>
+      <w:pPr>
+        <w:jc w:val="left"/>
+        <w:rPr>
+          <w:b/>
+          <w:sz w:val="22"/>
+        </w:rPr>
+      </w:pPr>
+    </w:p>
+    <w:p>
+      <w:pPr>
+        <w:jc w:val="left"/>
+        <w:rPr>
+          <w:b/>
+          <w:sz w:val="22"/>
+        </w:rPr>
+      </w:pPr>
+    </w:p>
+    <w:p>
+      <w:pPr>
+        <w:jc w:val="left"/>
+        <w:rPr>
+          <w:b/>
+          <w:sz w:val="22"/>
+        </w:rPr>
+      </w:pPr>
+    </w:p>
+    <w:p>
+      <w:pPr>
+        <w:jc w:val="left"/>
+        <w:rPr>
+          <w:b/>
+          <w:sz w:val="22"/>
+        </w:rPr>
+      </w:pPr>
+    </w:p>
+    <w:p>
+      <w:pPr>
+        <w:jc w:val="left"/>
+        <w:rPr>
+          <w:b/>
+          <w:sz w:val="22"/>
+        </w:rPr>
+      </w:pPr>
+    </w:p>
+    <w:p>
+      <w:pPr>
+        <w:jc w:val="left"/>
+        <w:rPr>
+          <w:b/>
+          <w:sz w:val="22"/>
+        </w:rPr>
+      </w:pPr>
+    </w:p>
+    <w:p>
+      <w:pPr>
+        <w:jc w:val="left"/>
+        <w:rPr>
+          <w:b/>
+          <w:sz w:val="22"/>
+        </w:rPr>
+      </w:pPr>
+    </w:p>
+    <w:p>
+      <w:pPr>
+        <w:jc w:val="left"/>
+        <w:rPr>
+          <w:b/>
+          <w:sz w:val="22"/>
+        </w:rPr>
+      </w:pPr>
+      <w:r>
+        <w:rPr>
+          <w:b/>
+          <w:sz w:val="22"/>
+        </w:rPr>
+        <w:lastRenderedPageBreak/>
+        <w:t>일반적인 오픈월드 오픈월드 게임에서 권장하는 그림자의 최대 렌더링 거리는 약 300m ~ 500m 이기에 우리는 산이 많으니 300m로 하여 근거리 : 0~30m 중거리 : 30m ~ 90m 원거리 : 90m ~ 300m</w:t>
+      </w:r>
+    </w:p>
+    <w:p>
+      <w:pPr>
+        <w:jc w:val="left"/>
+        <w:rPr>
+          <w:b/>
+          <w:sz w:val="22"/>
+        </w:rPr>
+      </w:pPr>
+      <w:r>
+        <w:rPr>
+          <w:b/>
+          <w:sz w:val="22"/>
+        </w:rPr>
+        <w:drawing>
+          <wp:inline distT="0" distB="0" distL="0" distR="0" wp14:anchorId="0296DB1E" wp14:editId="5D0259AF">
+            <wp:extent cx="6645910" cy="4076065"/>
+            <wp:effectExtent l="0" t="0" r="2540" b="635"/>
+            <wp:docPr id="1238688137" name="그림 2"/>
+            <wp:cNvGraphicFramePr>
+              <a:graphicFrameLocks xmlns:a="http://schemas.openxmlformats.org/drawingml/2006/main" noChangeAspect="1"/>
+            </wp:cNvGraphicFramePr>
+            <a:graphic xmlns:a="http://schemas.openxmlformats.org/drawingml/2006/main">
+              <a:graphicData uri="http://schemas.openxmlformats.org/drawingml/2006/picture">
+                <pic:pic xmlns:pic="http://schemas.openxmlformats.org/drawingml/2006/picture">
+                  <pic:nvPicPr>
+                    <pic:cNvPr id="0" name="Picture 6"/>
+                    <pic:cNvPicPr>
+                      <a:picLocks noChangeAspect="1" noChangeArrowheads="1"/>
+                    </pic:cNvPicPr>
+                  </pic:nvPicPr>
+                  <pic:blipFill>
+                    <a:blip r:embed="rId11">
+                      <a:extLst>
+                        <a:ext uri="{28A0092B-C50C-407E-A947-70E740481C1C}">
+                          <a14:useLocalDpi xmlns:a14="http://schemas.microsoft.com/office/drawing/2010/main" val="0"/>
+                        </a:ext>
+                      </a:extLst>
+                    </a:blip>
+                    <a:srcRect/>
+                    <a:stretch>
+                      <a:fillRect/>
+                    </a:stretch>
+                  </pic:blipFill>
+                  <pic:spPr bwMode="auto">
+                    <a:xfrm>
+                      <a:off x="0" y="0"/>
+                      <a:ext cx="6645910" cy="4076065"/>
+                    </a:xfrm>
+                    <a:prstGeom prst="rect">
+                      <a:avLst/>
+                    </a:prstGeom>
+                    <a:noFill/>
+                    <a:ln>
+                      <a:noFill/>
+                    </a:ln>
+                  </pic:spPr>
+                </pic:pic>
+              </a:graphicData>
+            </a:graphic>
+          </wp:inline>
+        </w:drawing>
+      </w:r>
+    </w:p>
+    <w:p>
+      <w:pPr>
+        <w:jc w:val="left"/>
+        <w:rPr>
+          <w:rFonts w:hint="eastAsia"/>
+          <w:b/>
+          <w:sz w:val="22"/>
+        </w:rPr>
+      </w:pPr>
+      <w:r>
+        <w:rPr>
+          <w:rFonts w:hint="eastAsia"/>
+          <w:b/>
+          <w:sz w:val="22"/>
+        </w:rPr>
+        <w:t>그리고 그림자 해상도를 1024 -&gt; 4096으로 증가</w:t>
+      </w:r>
+    </w:p>
+    <w:p>
+      <w:pPr>
+        <w:widowControl/>
+        <w:wordWrap/>
+        <w:autoSpaceDE/>
+        <w:autoSpaceDN/>
+        <w:rPr>
+          <w:b/>
+          <w:sz w:val="22"/>
+        </w:rPr>
+      </w:pPr>
+      <w:r>
+        <w:rPr>
+          <w:b/>
+          <w:sz w:val="22"/>
+        </w:rPr>
+        <w:br w:type="page"/>
+      </w:r>
+    </w:p>
+    <w:p>
+      <w:pPr>
+        <w:jc w:val="left"/>
+        <w:rPr>
+          <w:b/>
+          <w:sz w:val="22"/>
+        </w:rPr>
+      </w:pPr>
+      <w:r>
+        <w:rPr>
+          <w:b/>
+          <w:sz w:val="22"/>
+        </w:rPr>
+        <w:lastRenderedPageBreak/>
+        <w:drawing>
+          <wp:inline distT="0" distB="0" distL="0" distR="0" wp14:anchorId="55C22FC5" wp14:editId="1A93CDC1">
+            <wp:extent cx="6645910" cy="3655060"/>
+            <wp:effectExtent l="0" t="0" r="2540" b="2540"/>
+            <wp:docPr id="1421745735" name="그림 4"/>
+            <wp:cNvGraphicFramePr>
+              <a:graphicFrameLocks xmlns:a="http://schemas.openxmlformats.org/drawingml/2006/main" noChangeAspect="1"/>
+            </wp:cNvGraphicFramePr>
+            <a:graphic xmlns:a="http://schemas.openxmlformats.org/drawingml/2006/main">
+              <a:graphicData uri="http://schemas.openxmlformats.org/drawingml/2006/picture">
+                <pic:pic xmlns:pic="http://schemas.openxmlformats.org/drawingml/2006/picture">
+                  <pic:nvPicPr>
+                    <pic:cNvPr id="0" name="Picture 13"/>
+                    <pic:cNvPicPr>
+                      <a:picLocks noChangeAspect="1" noChangeArrowheads="1"/>
+                    </pic:cNvPicPr>
+                  </pic:nvPicPr>
+                  <pic:blipFill>
+                    <a:blip r:embed="rId12">
+                      <a:extLst>
+                        <a:ext uri="{28A0092B-C50C-407E-A947-70E740481C1C}">
+                          <a14:useLocalDpi xmlns:a14="http://schemas.microsoft.com/office/drawing/2010/main" val="0"/>
+                        </a:ext>
+                      </a:extLst>
+                    </a:blip>
+                    <a:srcRect/>
+                    <a:stretch>
+                      <a:fillRect/>
+                    </a:stretch>
+                  </pic:blipFill>
+                  <pic:spPr bwMode="auto">
+                    <a:xfrm>
+                      <a:off x="0" y="0"/>
+                      <a:ext cx="6645910" cy="3655060"/>
+                    </a:xfrm>
+                    <a:prstGeom prst="rect">
+                      <a:avLst/>
+                    </a:prstGeom>
+                    <a:noFill/>
+                    <a:ln>
+                      <a:noFill/>
+                    </a:ln>
+                  </pic:spPr>
+                </pic:pic>
+              </a:graphicData>
+            </a:graphic>
+          </wp:inline>
+        </w:drawing>
+      </w:r>
+    </w:p>
+    <w:p>
+      <w:pPr>
+        <w:jc w:val="left"/>
+        <w:rPr>
+          <w:b/>
+          <w:sz w:val="22"/>
+        </w:rPr>
+      </w:pPr>
+      <w:r>
+        <w:rPr>
+          <w:b/>
+          <w:sz w:val="22"/>
+        </w:rPr>
+        <w:tab/>
+        <w:t>TITLE_SCENE UI 새로 제작</w:t>
+      </w:r>
+    </w:p>
+    <w:p>
+      <w:pPr>
+        <w:jc w:val="left"/>
+        <w:rPr>
+          <w:b/>
+          <w:sz w:val="22"/>
+        </w:rPr>
+      </w:pPr>
+    </w:p>
+    <w:p>
+      <w:pPr>
+        <w:jc w:val="left"/>
+        <w:rPr>
+          <w:rFonts w:hint="eastAsia"/>
           <w:b/>
           <w:sz w:val="22"/>
         </w:rPr>
@@ -799,9 +1390,6 @@
           <w:p>
             <w:pPr>
               <w:jc w:val="center"/>
-              <w:rPr>
-                <w:rFonts w:hint="eastAsia"/>
-              </w:rPr>
             </w:pPr>
             <w:r>
               <w:rPr>
@@ -935,7 +1523,6 @@
                 <w:b/>
                 <w:sz w:val="22"/>
               </w:rPr>
-              <w:lastRenderedPageBreak/>
               <w:t>지도교수</w:t>
             </w:r>
           </w:p>

--- a/작업일지/35주차.docx
+++ b/작업일지/35주차.docx
@@ -676,24 +676,35 @@
           <w:sz w:val="22"/>
         </w:rPr>
         <w:lastRenderedPageBreak/>
-        <w:t>// shadowmanager.cpp</w:t>
-      </w:r>
-    </w:p>
-    <w:p>
-      <w:pPr>
-        <w:jc w:val="left"/>
+        <w:t xml:space="preserve">// </w:t>
+      </w:r>
+      <w:proofErr w:type="gramStart"/>
+      <w:r>
         <w:rPr>
           <w:rFonts w:hint="eastAsia"/>
           <w:b/>
           <w:sz w:val="22"/>
         </w:rPr>
-      </w:pPr>
-      <w:r>
+        <w:t>shadowmanager.cpp</w:t>
+      </w:r>
+      <w:proofErr w:type="gramEnd"/>
+    </w:p>
+    <w:p>
+      <w:pPr>
+        <w:jc w:val="left"/>
         <w:rPr>
           <w:rFonts w:hint="eastAsia"/>
           <w:b/>
           <w:sz w:val="22"/>
         </w:rPr>
+      </w:pPr>
+      <w:proofErr w:type="gramStart"/>
+      <w:r>
+        <w:rPr>
+          <w:rFonts w:hint="eastAsia"/>
+          <w:b/>
+          <w:sz w:val="22"/>
+        </w:rPr>
         <w:t xml:space="preserve">// </w:t>
       </w:r>
       <w:r>
@@ -703,6 +714,7 @@
         </w:rPr>
         <w:t>…</w:t>
       </w:r>
+      <w:proofErr w:type="gramEnd"/>
       <w:r>
         <w:rPr>
           <w:rFonts w:hint="eastAsia"/>
@@ -720,93 +732,193 @@
           <w:sz w:val="22"/>
         </w:rPr>
       </w:pPr>
-      <w:r>
-        <w:rPr>
-          <w:b/>
-          <w:sz w:val="22"/>
-        </w:rPr>
-        <w:t>// 3. 텍셀 스내핑 (반올림) - 400.2면 400으로 바꾸고 XMVECTOR roundedOrigin = XMVectorRound(shadowOrigin);</w:t>
-      </w:r>
-    </w:p>
-    <w:p>
-      <w:pPr>
-        <w:jc w:val="left"/>
-        <w:rPr>
-          <w:b/>
-          <w:sz w:val="22"/>
-        </w:rPr>
-      </w:pPr>
-      <w:r>
-        <w:rPr>
-          <w:b/>
-          <w:sz w:val="22"/>
-        </w:rPr>
-        <w:t xml:space="preserve"> // 4. 오차 계산 - 0.2라는 오차가 있을 때 XMVECTOR roundOffset = XMVectorSubtract(roundedOrigin, shadowOrigin); </w:t>
-      </w:r>
-    </w:p>
-    <w:p>
-      <w:pPr>
-        <w:jc w:val="left"/>
-        <w:rPr>
-          <w:b/>
-          <w:sz w:val="22"/>
-        </w:rPr>
-      </w:pPr>
-      <w:r>
-        <w:rPr>
-          <w:b/>
-          <w:sz w:val="22"/>
-        </w:rPr>
-        <w:t xml:space="preserve">// 5. 오차를 NDC 스케일로 축소 - 실제 NDC 스케일로 보정 roundOffset = XMVectorScale(roundOffset, 2.0f / shadowMapResolution); </w:t>
-      </w:r>
-    </w:p>
-    <w:p>
-      <w:pPr>
-        <w:jc w:val="left"/>
-        <w:rPr>
-          <w:b/>
-          <w:sz w:val="22"/>
-        </w:rPr>
-      </w:pPr>
-      <w:r>
-        <w:rPr>
-          <w:b/>
-          <w:sz w:val="22"/>
-        </w:rPr>
-        <w:t>// 6. Z와 W축은 0으로 초기화 (X, Y만 보정) - z-fighting 방지 roundOffset = XMVectorSetZ(roundOffset, 0.0f); roundOffset = XMVectorSetW(roundOffset, 0.0f);</w:t>
-      </w:r>
-    </w:p>
-    <w:p>
-      <w:pPr>
-        <w:jc w:val="left"/>
-        <w:rPr>
-          <w:b/>
-          <w:sz w:val="22"/>
-        </w:rPr>
-      </w:pPr>
-      <w:r>
-        <w:rPr>
-          <w:b/>
-          <w:sz w:val="22"/>
-        </w:rPr>
-        <w:t xml:space="preserve"> // 7. 투영 행렬에 오프셋 적용 - 평행이동하는 행렬 만들어 곱하기 </w:t>
-      </w:r>
-    </w:p>
-    <w:p>
-      <w:pPr>
-        <w:jc w:val="left"/>
-        <w:rPr>
-          <w:b/>
-          <w:sz w:val="22"/>
-        </w:rPr>
-      </w:pPr>
-      <w:r>
-        <w:rPr>
-          <w:b/>
-          <w:sz w:val="22"/>
-        </w:rPr>
-        <w:t>XMMATRIX shadowProjOffset = XMMatrixTranslationFromVector(roundOffset); proj = XMMatrixMultiply(proj, shadowProjOffset);</w:t>
-      </w:r>
+      <w:proofErr w:type="gramStart"/>
+      <w:r>
+        <w:rPr>
+          <w:b/>
+          <w:sz w:val="22"/>
+        </w:rPr>
+        <w:t>// 3</w:t>
+      </w:r>
+      <w:proofErr w:type="gramEnd"/>
+      <w:r>
+        <w:rPr>
+          <w:b/>
+          <w:sz w:val="22"/>
+        </w:rPr>
+        <w:t>. 텍셀 스내핑 (반올림) - 400.2면 400으로 바꾸고 XMVECTOR roundedOrigin = XMVectorRound(shadowOrigin);</w:t>
+      </w:r>
+    </w:p>
+    <w:p>
+      <w:pPr>
+        <w:jc w:val="left"/>
+        <w:rPr>
+          <w:b/>
+          <w:sz w:val="22"/>
+        </w:rPr>
+      </w:pPr>
+      <w:r>
+        <w:rPr>
+          <w:b/>
+          <w:sz w:val="22"/>
+        </w:rPr>
+        <w:t xml:space="preserve"> </w:t>
+      </w:r>
+      <w:proofErr w:type="gramStart"/>
+      <w:r>
+        <w:rPr>
+          <w:b/>
+          <w:sz w:val="22"/>
+        </w:rPr>
+        <w:t>// 4</w:t>
+      </w:r>
+      <w:proofErr w:type="gramEnd"/>
+      <w:r>
+        <w:rPr>
+          <w:b/>
+          <w:sz w:val="22"/>
+        </w:rPr>
+        <w:t xml:space="preserve">. 오차 계산 - 0.2라는 오차가 있을 때 XMVECTOR roundOffset = XMVectorSubtract(roundedOrigin, shadowOrigin); </w:t>
+      </w:r>
+    </w:p>
+    <w:p>
+      <w:pPr>
+        <w:jc w:val="left"/>
+        <w:rPr>
+          <w:b/>
+          <w:sz w:val="22"/>
+        </w:rPr>
+      </w:pPr>
+      <w:proofErr w:type="gramStart"/>
+      <w:r>
+        <w:rPr>
+          <w:b/>
+          <w:sz w:val="22"/>
+        </w:rPr>
+        <w:t>// 5</w:t>
+      </w:r>
+      <w:proofErr w:type="gramEnd"/>
+      <w:r>
+        <w:rPr>
+          <w:b/>
+          <w:sz w:val="22"/>
+        </w:rPr>
+        <w:t xml:space="preserve">. 오차를 NDC 스케일로 축소 - 실제 NDC 스케일로 보정 roundOffset = XMVectorScale(roundOffset, </w:t>
+      </w:r>
+      <w:proofErr w:type="gramStart"/>
+      <w:r>
+        <w:rPr>
+          <w:b/>
+          <w:sz w:val="22"/>
+        </w:rPr>
+        <w:t>2.0f /</w:t>
+      </w:r>
+      <w:proofErr w:type="gramEnd"/>
+      <w:r>
+        <w:rPr>
+          <w:b/>
+          <w:sz w:val="22"/>
+        </w:rPr>
+        <w:t xml:space="preserve"> shadowMapResolution); </w:t>
+      </w:r>
+    </w:p>
+    <w:p>
+      <w:pPr>
+        <w:jc w:val="left"/>
+        <w:rPr>
+          <w:b/>
+          <w:sz w:val="22"/>
+        </w:rPr>
+      </w:pPr>
+      <w:proofErr w:type="gramStart"/>
+      <w:r>
+        <w:rPr>
+          <w:b/>
+          <w:sz w:val="22"/>
+        </w:rPr>
+        <w:t>// 6</w:t>
+      </w:r>
+      <w:proofErr w:type="gramEnd"/>
+      <w:r>
+        <w:rPr>
+          <w:b/>
+          <w:sz w:val="22"/>
+        </w:rPr>
+        <w:t>. Z와 W축은 0으로 초기화 (X, Y만 보정) - z-fighting 방지 roundOffset = XMVectorSetZ(roundOffset, 0.0f); roundOffset = XMVectorSetW(roundOffset, 0.0f);</w:t>
+      </w:r>
+    </w:p>
+    <w:p>
+      <w:pPr>
+        <w:jc w:val="left"/>
+        <w:rPr>
+          <w:b/>
+          <w:sz w:val="22"/>
+        </w:rPr>
+      </w:pPr>
+      <w:r>
+        <w:rPr>
+          <w:b/>
+          <w:sz w:val="22"/>
+        </w:rPr>
+        <w:t xml:space="preserve"> </w:t>
+      </w:r>
+      <w:proofErr w:type="gramStart"/>
+      <w:r>
+        <w:rPr>
+          <w:b/>
+          <w:sz w:val="22"/>
+        </w:rPr>
+        <w:t>// 7</w:t>
+      </w:r>
+      <w:proofErr w:type="gramEnd"/>
+      <w:r>
+        <w:rPr>
+          <w:b/>
+          <w:sz w:val="22"/>
+        </w:rPr>
+        <w:t xml:space="preserve">. 투영 행렬에 오프셋 적용 - 평행이동하는 행렬 만들어 곱하기 </w:t>
+      </w:r>
+    </w:p>
+    <w:p>
+      <w:pPr>
+        <w:jc w:val="left"/>
+        <w:rPr>
+          <w:b/>
+          <w:sz w:val="22"/>
+        </w:rPr>
+      </w:pPr>
+      <w:r>
+        <w:rPr>
+          <w:b/>
+          <w:sz w:val="22"/>
+        </w:rPr>
+        <w:t xml:space="preserve">XMMATRIX shadowProjOffset = XMMatrixTranslationFromVector(roundOffset); proj = </w:t>
+      </w:r>
+      <w:proofErr w:type="gramStart"/>
+      <w:r>
+        <w:rPr>
+          <w:b/>
+          <w:sz w:val="22"/>
+        </w:rPr>
+        <w:t>XMMatrixMultiply(</w:t>
+      </w:r>
+      <w:proofErr w:type="gramEnd"/>
+      <w:r>
+        <w:rPr>
+          <w:b/>
+          <w:sz w:val="22"/>
+        </w:rPr>
+        <w:t>proj, shadowProjOffset</w:t>
+      </w:r>
+      <w:proofErr w:type="gramStart"/>
+      <w:r>
+        <w:rPr>
+          <w:b/>
+          <w:sz w:val="22"/>
+        </w:rPr>
+        <w:t>);</w:t>
+      </w:r>
+      <w:proofErr w:type="gramEnd"/>
     </w:p>
     <w:p>
       <w:pPr>
@@ -1003,7 +1115,55 @@
           <w:sz w:val="22"/>
         </w:rPr>
         <w:lastRenderedPageBreak/>
-        <w:t>일반적인 오픈월드 오픈월드 게임에서 권장하는 그림자의 최대 렌더링 거리는 약 300m ~ 500m 이기에 우리는 산이 많으니 300m로 하여 근거리 : 0~30m 중거리 : 30m ~ 90m 원거리 : 90m ~ 300m</w:t>
+        <w:t xml:space="preserve">일반적인 오픈월드 오픈월드 게임에서 권장하는 그림자의 최대 렌더링 거리는 약 300m ~ 500m 이기에 우리는 산이 많으니 300m로 하여 </w:t>
+      </w:r>
+      <w:proofErr w:type="gramStart"/>
+      <w:r>
+        <w:rPr>
+          <w:b/>
+          <w:sz w:val="22"/>
+        </w:rPr>
+        <w:t>근거리 :</w:t>
+      </w:r>
+      <w:proofErr w:type="gramEnd"/>
+      <w:r>
+        <w:rPr>
+          <w:b/>
+          <w:sz w:val="22"/>
+        </w:rPr>
+        <w:t xml:space="preserve"> 0~30m </w:t>
+      </w:r>
+      <w:proofErr w:type="gramStart"/>
+      <w:r>
+        <w:rPr>
+          <w:b/>
+          <w:sz w:val="22"/>
+        </w:rPr>
+        <w:t>중거리 :</w:t>
+      </w:r>
+      <w:proofErr w:type="gramEnd"/>
+      <w:r>
+        <w:rPr>
+          <w:b/>
+          <w:sz w:val="22"/>
+        </w:rPr>
+        <w:t xml:space="preserve"> 30m ~ 90m </w:t>
+      </w:r>
+      <w:proofErr w:type="gramStart"/>
+      <w:r>
+        <w:rPr>
+          <w:b/>
+          <w:sz w:val="22"/>
+        </w:rPr>
+        <w:t>원거리 :</w:t>
+      </w:r>
+      <w:proofErr w:type="gramEnd"/>
+      <w:r>
+        <w:rPr>
+          <w:b/>
+          <w:sz w:val="22"/>
+        </w:rPr>
+        <w:t xml:space="preserve"> 90m ~ 300m</w:t>
       </w:r>
     </w:p>
     <w:p>
@@ -1073,53 +1233,32 @@
       <w:pPr>
         <w:jc w:val="left"/>
         <w:rPr>
+          <w:b/>
+          <w:sz w:val="22"/>
+        </w:rPr>
+      </w:pPr>
+      <w:r>
+        <w:rPr>
           <w:rFonts w:hint="eastAsia"/>
           <w:b/>
           <w:sz w:val="22"/>
         </w:rPr>
-      </w:pPr>
-      <w:r>
-        <w:rPr>
-          <w:rFonts w:hint="eastAsia"/>
-          <w:b/>
-          <w:sz w:val="22"/>
-        </w:rPr>
         <w:t>그리고 그림자 해상도를 1024 -&gt; 4096으로 증가</w:t>
       </w:r>
     </w:p>
     <w:p>
       <w:pPr>
-        <w:widowControl/>
-        <w:wordWrap/>
-        <w:autoSpaceDE/>
-        <w:autoSpaceDN/>
-        <w:rPr>
-          <w:b/>
-          <w:sz w:val="22"/>
-        </w:rPr>
-      </w:pPr>
-      <w:r>
-        <w:rPr>
-          <w:b/>
-          <w:sz w:val="22"/>
-        </w:rPr>
-        <w:br w:type="page"/>
-      </w:r>
-    </w:p>
-    <w:p>
-      <w:pPr>
-        <w:jc w:val="left"/>
-        <w:rPr>
-          <w:b/>
-          <w:sz w:val="22"/>
-        </w:rPr>
-      </w:pPr>
-      <w:r>
-        <w:rPr>
-          <w:b/>
-          <w:sz w:val="22"/>
-        </w:rPr>
-        <w:lastRenderedPageBreak/>
+        <w:jc w:val="left"/>
+        <w:rPr>
+          <w:b/>
+          <w:sz w:val="22"/>
+        </w:rPr>
+      </w:pPr>
+      <w:r>
+        <w:rPr>
+          <w:b/>
+          <w:sz w:val="22"/>
+        </w:rPr>
         <w:drawing>
           <wp:inline distT="0" distB="0" distL="0" distR="0" wp14:anchorId="55C22FC5" wp14:editId="1A93CDC1">
             <wp:extent cx="6645910" cy="3655060"/>
